--- a/docx/Generic/oneview-module-versions.docx
+++ b/docx/Generic/oneview-module-versions.docx
@@ -343,6 +343,94 @@
             </w:pPr>
             <w:r>
               <w:t xml:space="preserve">Latest. Requires PowerShell 7+, .NET Standard 2.1</w:t>
+            </w:r>
+          </w:p>
+        </w:tc>
+      </w:tr>
+      <w:tr>
+        <w:tc>
+          <w:tcPr/>
+          <w:p>
+            <w:pPr>
+              <w:pStyle w:val="Compact"/>
+            </w:pPr>
+            <w:r>
+              <w:rPr>
+                <w:rStyle w:val="VerbatimChar"/>
+              </w:rPr>
+              <w:t xml:space="preserve">HPRESTCmdlets</w:t>
+            </w:r>
+          </w:p>
+        </w:tc>
+        <w:tc>
+          <w:tcPr/>
+          <w:p>
+            <w:pPr>
+              <w:pStyle w:val="Compact"/>
+            </w:pPr>
+            <w:r>
+              <w:t xml:space="preserve">5.1, 7.0+</w:t>
+            </w:r>
+          </w:p>
+        </w:tc>
+        <w:tc>
+          <w:tcPr/>
+          <w:p>
+            <w:pPr>
+              <w:pStyle w:val="Compact"/>
+            </w:pPr>
+            <w:r>
+              <w:t xml:space="preserve">N/A</w:t>
+            </w:r>
+          </w:p>
+        </w:tc>
+        <w:tc>
+          <w:tcPr/>
+          <w:p>
+            <w:pPr>
+              <w:pStyle w:val="Compact"/>
+            </w:pPr>
+            <w:r>
+              <w:t xml:space="preserve">1.0+</w:t>
+            </w:r>
+          </w:p>
+        </w:tc>
+        <w:tc>
+          <w:tcPr/>
+          <w:p>
+            <w:pPr>
+              <w:pStyle w:val="Compact"/>
+            </w:pPr>
+            <w:r>
+              <w:t xml:space="preserve">HPE iLO REST/Sso.</w:t>
+            </w:r>
+            <w:r>
+              <w:t xml:space="preserve"> </w:t>
+            </w:r>
+            <w:r>
+              <w:rPr>
+                <w:b/>
+                <w:bCs/>
+              </w:rPr>
+              <w:t xml:space="preserve">Windows-only.</w:t>
+            </w:r>
+            <w:r>
+              <w:t xml:space="preserve"> </w:t>
+            </w:r>
+            <w:r>
+              <w:t xml:space="preserve">Used for virtual media and power operations. Vendored offline in</w:t>
+            </w:r>
+            <w:r>
+              <w:t xml:space="preserve"> </w:t>
+            </w:r>
+            <w:r>
+              <w:rPr>
+                <w:rStyle w:val="VerbatimChar"/>
+              </w:rPr>
+              <w:t xml:space="preserve">scripts/modules/</w:t>
+            </w:r>
+            <w:r>
+              <w:t xml:space="preserve">.</w:t>
             </w:r>
           </w:p>
         </w:tc>
